--- a/roadmap/roadmap.docx
+++ b/roadmap/roadmap.docx
@@ -225,7 +225,7 @@
                 <w:color w:val="333333"/>
                 <w:sz w:val="19"/>
               </w:rPr>
-              <w:t>Course Home, the Week 1 hub, six Learning Pages (M01-M06), assignment A1 with its rubric, and two checkers. Every terminal transcript was captured from a real command run against a real repository.</w:t>
+              <w:t>Course Home, the Week 1 hub, thirteen Learning Pages across M01-M06 (one folder per objective: an index.html entry page plus supporting pages, each with a Self-Check, a flashcard deck, and a where-to-learn-more list), assignment A1 with its rubric, and two checkers. Every terminal transcript was captured from a real command run against a real repository.</w:t>
             </w:r>
           </w:p>
         </w:tc>

--- a/roadmap/roadmap.docx
+++ b/roadmap/roadmap.docx
@@ -24,7 +24,7 @@
           <w:color w:val="666666"/>
           <w:sz w:val="22"/>
         </w:rPr>
-        <w:t>Build roadmap  ·  as of 2026-09-12</w:t>
+        <w:t>Build roadmap  ·  as of 2026-09-13</w:t>
       </w:r>
     </w:p>
     <w:p>
@@ -45,7 +45,7 @@
           <w:color w:val="1B7F3B"/>
           <w:sz w:val="18"/>
         </w:rPr>
-        <w:t>DONE 5</w:t>
+        <w:t>DONE 9</w:t>
       </w:r>
       <w:r>
         <w:t xml:space="preserve">    </w:t>
@@ -67,7 +67,7 @@
           <w:color w:val="444444"/>
           <w:sz w:val="18"/>
         </w:rPr>
-        <w:t>TODO 10</w:t>
+        <w:t>TODO 12</w:t>
       </w:r>
       <w:r>
         <w:t xml:space="preserve">    </w:t>
@@ -89,7 +89,7 @@
           <w:color w:val="A56A00"/>
           <w:sz w:val="18"/>
         </w:rPr>
-        <w:t>DECIDE 4</w:t>
+        <w:t>DECIDE 1</w:t>
       </w:r>
     </w:p>
     <w:p>
@@ -858,6 +858,106 @@
           </w:p>
         </w:tc>
       </w:tr>
+      <w:tr>
+        <w:tc>
+          <w:tcPr>
+            <w:tcW w:type="dxa" w:w="1224"/>
+            <w:shd w:val="clear" w:fill="F4F2F9"/>
+          </w:tcPr>
+          <w:p>
+            <w:pPr>
+              <w:jc w:val="center"/>
+            </w:pPr>
+            <w:r>
+              <w:rPr>
+                <w:b/>
+                <w:color w:val="1B7F3B"/>
+                <w:sz w:val="16"/>
+              </w:rPr>
+              <w:t>DONE</w:t>
+            </w:r>
+          </w:p>
+        </w:tc>
+        <w:tc>
+          <w:tcPr>
+            <w:tcW w:type="dxa" w:w="8424"/>
+          </w:tcPr>
+          <w:p>
+            <w:pPr>
+              <w:spacing w:after="20"/>
+            </w:pPr>
+            <w:r>
+              <w:rPr>
+                <w:b/>
+                <w:sz w:val="21"/>
+              </w:rPr>
+              <w:t>check_a1.py grades four labels and notes wontfix</w:t>
+            </w:r>
+          </w:p>
+          <w:p>
+            <w:pPr>
+              <w:spacing w:after="0"/>
+            </w:pPr>
+            <w:r>
+              <w:rPr>
+                <w:color w:val="333333"/>
+                <w:sz w:val="19"/>
+              </w:rPr>
+              <w:t>Follows from the triage-label decision. The item now reads 'Triage labels (4 created + 1 default)', wontfix is a note unless deleted, and gh label list is retried over ~9 s to cover propagation lag. Exercised against flashcards-seed and a nonexistent repo.</w:t>
+            </w:r>
+          </w:p>
+        </w:tc>
+      </w:tr>
+      <w:tr>
+        <w:tc>
+          <w:tcPr>
+            <w:tcW w:type="dxa" w:w="1224"/>
+            <w:shd w:val="clear" w:fill="F4F2F9"/>
+          </w:tcPr>
+          <w:p>
+            <w:pPr>
+              <w:jc w:val="center"/>
+            </w:pPr>
+            <w:r>
+              <w:rPr>
+                <w:b/>
+                <w:color w:val="444444"/>
+                <w:sz w:val="16"/>
+              </w:rPr>
+              <w:t>TODO</w:t>
+            </w:r>
+          </w:p>
+        </w:tc>
+        <w:tc>
+          <w:tcPr>
+            <w:tcW w:type="dxa" w:w="8424"/>
+          </w:tcPr>
+          <w:p>
+            <w:pPr>
+              <w:spacing w:after="20"/>
+            </w:pPr>
+            <w:r>
+              <w:rPr>
+                <w:b/>
+                <w:sz w:val="21"/>
+              </w:rPr>
+              <w:t>Confirm Issues Sync live in a Free Linear workspace</w:t>
+            </w:r>
+          </w:p>
+          <w:p>
+            <w:pPr>
+              <w:spacing w:after="0"/>
+            </w:pPr>
+            <w:r>
+              <w:rPr>
+                <w:color w:val="333333"/>
+                <w:sz w:val="19"/>
+              </w:rPr>
+              <w:t>Settings &gt; Integrations &gt; GitHub &gt; GitHub Issues shows the + to link a repo. Do it when the instructor workspace is created (guide Part 5.2), before M12 is finalised.</w:t>
+            </w:r>
+          </w:p>
+        </w:tc>
+      </w:tr>
     </w:tbl>
     <w:p>
       <w:pPr>
@@ -869,7 +969,7 @@
           <w:color w:val="6D4AB8"/>
           <w:sz w:val="28"/>
         </w:rPr>
-        <w:t>Decisions you owe</w:t>
+        <w:t>Decisions</w:t>
       </w:r>
     </w:p>
     <w:p>
@@ -882,7 +982,7 @@
           <w:color w:val="666666"/>
           <w:sz w:val="19"/>
         </w:rPr>
-        <w:t>None of these are mine to make, and each blocks something concrete.</w:t>
+        <w:t>Three were made on 2026-09-13; one is still owed. The reasoning is in NOTES.md.</w:t>
       </w:r>
     </w:p>
     <w:tbl>
@@ -910,10 +1010,10 @@
             <w:r>
               <w:rPr>
                 <w:b/>
-                <w:color w:val="A56A00"/>
+                <w:color w:val="1B7F3B"/>
                 <w:sz w:val="16"/>
               </w:rPr>
-              <w:t>DECIDE</w:t>
+              <w:t>DONE</w:t>
             </w:r>
           </w:p>
         </w:tc>
@@ -930,7 +1030,7 @@
                 <w:b/>
                 <w:sz w:val="21"/>
               </w:rPr>
-              <w:t>Linear Free plan: does it include GitHub Issues Sync?</w:t>
+              <w:t>Org plan: stay on Team for now</w:t>
             </w:r>
           </w:p>
           <w:p>
@@ -942,7 +1042,7 @@
                 <w:color w:val="333333"/>
                 <w:sz w:val="19"/>
               </w:rPr>
-              <w:t>Blocks the final wording of M12, the last objective of Week 2. If Sync is paid-only, M12 falls back to PR/commit linking alone and Week 6's sync content becomes instructor-demoed. Confirm against linear.app/pricing with a real Free workspace.</w:t>
+              <w:t>Decided 2026-09-13. Re-checked: still Team, 2 seats, 1 filled. Nothing in the curriculum depends on the tier, so the consequence is operational: seats must be bought before inviting (see below). Downgrading to Free remains the recommendation to revisit before cohort 2.</w:t>
             </w:r>
           </w:p>
         </w:tc>
@@ -960,10 +1060,10 @@
             <w:r>
               <w:rPr>
                 <w:b/>
-                <w:color w:val="A56A00"/>
+                <w:color w:val="1B7F3B"/>
                 <w:sz w:val="16"/>
               </w:rPr>
-              <w:t>DECIDE</w:t>
+              <w:t>DONE</w:t>
             </w:r>
           </w:p>
         </w:tc>
@@ -980,7 +1080,7 @@
                 <w:b/>
                 <w:sz w:val="21"/>
               </w:rPr>
-              <w:t>Org plan: pay for Team seats, or downgrade to Free?</w:t>
+              <w:t>The fifth triage label is free: accepted</w:t>
             </w:r>
           </w:p>
           <w:p>
@@ -992,7 +1092,7 @@
                 <w:color w:val="333333"/>
                 <w:sz w:val="19"/>
               </w:rPr>
-              <w:t>perro-ruidoso is on Team with 2 seats, 1 filled. A cohort of 8-14 plus the instructor needs 9-15 at $4/user/month. Downgrading costs the curriculum nothing -- every gate the course uses works on a public repo at either tier. Decide before inviting students.</w:t>
+              <w:t>Decided 2026-09-13. wontfix is a GitHub default, so A1 item 4 assesses four labels, not five, and the checker and A1 now say so. Renaming the role would fork the Pocock skill's vocabulary; asserting an edit would grade a colour change, not understanding.</w:t>
             </w:r>
           </w:p>
         </w:tc>
@@ -1010,10 +1110,10 @@
             <w:r>
               <w:rPr>
                 <w:b/>
-                <w:color w:val="A56A00"/>
+                <w:color w:val="1B7F3B"/>
                 <w:sz w:val="16"/>
               </w:rPr>
-              <w:t>DECIDE</w:t>
+              <w:t>DONE</w:t>
             </w:r>
           </w:p>
         </w:tc>
@@ -1030,7 +1130,7 @@
                 <w:b/>
                 <w:sz w:val="21"/>
               </w:rPr>
-              <w:t>The fifth triage label is free</w:t>
+              <w:t>Linear Free includes GitHub Issues Sync</w:t>
             </w:r>
           </w:p>
           <w:p>
@@ -1042,7 +1142,7 @@
                 <w:color w:val="333333"/>
                 <w:sz w:val="19"/>
               </w:rPr>
-              <w:t>wontfix is in GitHub's default label set, so A1 item 4 assesses four labels, not five, and no change to the template can fix it. Options: accept it; rename the fifth role to something outside the defaults; or have check_a1.py assert the label was deliberately edited.</w:t>
+              <w:t>Decided 2026-09-13 on the evidence of linear.app/pricing: Issue sync is a Core feature on every plan; the docs gate only GitHub Enterprise Cloud and AI magic-word enrichment. Free caps at 2 teams and 250 issues, ample for one Instance. M12 is written on the Free assumption; one live check remains under Infrastructure.</w:t>
             </w:r>
           </w:p>
         </w:tc>
@@ -1182,6 +1282,56 @@
                 <w:sz w:val="19"/>
               </w:rPr>
               <w:t>Required by adr/0003 before enrolment, not after.</w:t>
+            </w:r>
+          </w:p>
+        </w:tc>
+      </w:tr>
+      <w:tr>
+        <w:tc>
+          <w:tcPr>
+            <w:tcW w:type="dxa" w:w="1224"/>
+            <w:shd w:val="clear" w:fill="F4F2F9"/>
+          </w:tcPr>
+          <w:p>
+            <w:pPr>
+              <w:jc w:val="center"/>
+            </w:pPr>
+            <w:r>
+              <w:rPr>
+                <w:b/>
+                <w:color w:val="444444"/>
+                <w:sz w:val="16"/>
+              </w:rPr>
+              <w:t>TODO</w:t>
+            </w:r>
+          </w:p>
+        </w:tc>
+        <w:tc>
+          <w:tcPr>
+            <w:tcW w:type="dxa" w:w="8424"/>
+          </w:tcPr>
+          <w:p>
+            <w:pPr>
+              <w:spacing w:after="20"/>
+            </w:pPr>
+            <w:r>
+              <w:rPr>
+                <w:b/>
+                <w:sz w:val="21"/>
+              </w:rPr>
+              <w:t>Buy Team seats for the cohort</w:t>
+            </w:r>
+          </w:p>
+          <w:p>
+            <w:pPr>
+              <w:spacing w:after="0"/>
+            </w:pPr>
+            <w:r>
+              <w:rPr>
+                <w:color w:val="333333"/>
+                <w:sz w:val="19"/>
+              </w:rPr>
+              <w:t>The org has 2 seats and stays on Team; a cohort of 8-14 plus the instructor needs 9-15. Settings &gt; Billing and licensing, then confirm with gh api orgs/perro-ruidoso --jq .plan. Invitations beyond the seat count will not go through.</w:t>
             </w:r>
           </w:p>
         </w:tc>

--- a/roadmap/roadmap.docx
+++ b/roadmap/roadmap.docx
@@ -45,7 +45,7 @@
           <w:color w:val="1B7F3B"/>
           <w:sz w:val="18"/>
         </w:rPr>
-        <w:t>DONE 9</w:t>
+        <w:t>DONE 10</w:t>
       </w:r>
       <w:r>
         <w:t xml:space="preserve">    </w:t>
@@ -67,7 +67,7 @@
           <w:color w:val="444444"/>
           <w:sz w:val="18"/>
         </w:rPr>
-        <w:t>TODO 12</w:t>
+        <w:t>TODO 11</w:t>
       </w:r>
       <w:r>
         <w:t xml:space="preserve">    </w:t>
@@ -432,10 +432,10 @@
             <w:r>
               <w:rPr>
                 <w:b/>
-                <w:color w:val="6D4AB8"/>
+                <w:color w:val="1B7F3B"/>
                 <w:sz w:val="16"/>
               </w:rPr>
-              <w:t>NEXT</w:t>
+              <w:t>DONE</w:t>
             </w:r>
           </w:p>
         </w:tc>
@@ -464,7 +464,7 @@
                 <w:color w:val="333333"/>
                 <w:sz w:val="19"/>
               </w:rPr>
-              <w:t>Week 2 hub plus Learning Pages for M07-M12: issue bodies an agent can execute, labels and issue types, /to-spec, tracer-bullet decomposition with /to-tickets, issue dependencies and Mermaid graphs, and wiring Linear. Assignment A2 with its checker.</w:t>
+              <w:t>Week 2 hub plus twelve Learning Pages (two per objective), assignment A2 with its rubric, and check_a2.py. Transcripts captured with gh 2.100.0 against the Seed Repo and a throwaway Instance; the two-parent sub-issue experiment and the accepted dependency cycle are on the M11 pages. M12's Linear UI steps are quoted from the docs and marked as not run live.</w:t>
             </w:r>
           </w:p>
         </w:tc>
@@ -482,10 +482,10 @@
             <w:r>
               <w:rPr>
                 <w:b/>
-                <w:color w:val="444444"/>
+                <w:color w:val="6D4AB8"/>
                 <w:sz w:val="16"/>
               </w:rPr>
-              <w:t>TODO</w:t>
+              <w:t>NEXT</w:t>
             </w:r>
           </w:p>
         </w:tc>
@@ -953,7 +953,7 @@
                 <w:color w:val="333333"/>
                 <w:sz w:val="19"/>
               </w:rPr>
-              <w:t>Settings &gt; Integrations &gt; GitHub &gt; GitHub Issues shows the + to link a repo. Do it when the instructor workspace is created (guide Part 5.2), before M12 is finalised.</w:t>
+              <w:t>Settings &gt; Integrations &gt; GitHub &gt; GitHub Issues shows the + to link a repo. M12 is written and says on the page that this has not been done; run the M12 verification protocol once in the instructor workspace and add dated captures under docs/assets/shots/.</w:t>
             </w:r>
           </w:p>
         </w:tc>

--- a/roadmap/roadmap.docx
+++ b/roadmap/roadmap.docx
@@ -24,7 +24,7 @@
           <w:color w:val="666666"/>
           <w:sz w:val="22"/>
         </w:rPr>
-        <w:t>Build roadmap  ·  as of 2026-09-12</w:t>
+        <w:t>Build roadmap  ·  as of 2026-09-13</w:t>
       </w:r>
     </w:p>
     <w:p>
@@ -45,7 +45,7 @@
           <w:color w:val="1B7F3B"/>
           <w:sz w:val="18"/>
         </w:rPr>
-        <w:t>DONE 5</w:t>
+        <w:t>DONE 9</w:t>
       </w:r>
       <w:r>
         <w:t xml:space="preserve">    </w:t>
@@ -67,7 +67,7 @@
           <w:color w:val="444444"/>
           <w:sz w:val="18"/>
         </w:rPr>
-        <w:t>TODO 10</w:t>
+        <w:t>TODO 12</w:t>
       </w:r>
       <w:r>
         <w:t xml:space="preserve">    </w:t>
@@ -89,7 +89,7 @@
           <w:color w:val="A56A00"/>
           <w:sz w:val="18"/>
         </w:rPr>
-        <w:t>DECIDE 4</w:t>
+        <w:t>DECIDE 1</w:t>
       </w:r>
     </w:p>
     <w:p>
@@ -225,7 +225,7 @@
                 <w:color w:val="333333"/>
                 <w:sz w:val="19"/>
               </w:rPr>
-              <w:t>Course Home, the Week 1 hub, six Learning Pages (M01-M06), assignment A1 with its rubric, and two checkers. Every terminal transcript was captured from a real command run against a real repository.</w:t>
+              <w:t>Course Home, the Week 1 hub, thirteen Learning Pages across M01-M06 (one folder per objective: an index.html entry page plus supporting pages, each with a Self-Check, a flashcard deck, and a where-to-learn-more list), assignment A1 with its rubric, and two checkers. Every terminal transcript was captured from a real command run against a real repository.</w:t>
             </w:r>
           </w:p>
         </w:tc>
@@ -858,6 +858,106 @@
           </w:p>
         </w:tc>
       </w:tr>
+      <w:tr>
+        <w:tc>
+          <w:tcPr>
+            <w:tcW w:type="dxa" w:w="1224"/>
+            <w:shd w:val="clear" w:fill="F4F2F9"/>
+          </w:tcPr>
+          <w:p>
+            <w:pPr>
+              <w:jc w:val="center"/>
+            </w:pPr>
+            <w:r>
+              <w:rPr>
+                <w:b/>
+                <w:color w:val="1B7F3B"/>
+                <w:sz w:val="16"/>
+              </w:rPr>
+              <w:t>DONE</w:t>
+            </w:r>
+          </w:p>
+        </w:tc>
+        <w:tc>
+          <w:tcPr>
+            <w:tcW w:type="dxa" w:w="8424"/>
+          </w:tcPr>
+          <w:p>
+            <w:pPr>
+              <w:spacing w:after="20"/>
+            </w:pPr>
+            <w:r>
+              <w:rPr>
+                <w:b/>
+                <w:sz w:val="21"/>
+              </w:rPr>
+              <w:t>check_a1.py grades four labels and notes wontfix</w:t>
+            </w:r>
+          </w:p>
+          <w:p>
+            <w:pPr>
+              <w:spacing w:after="0"/>
+            </w:pPr>
+            <w:r>
+              <w:rPr>
+                <w:color w:val="333333"/>
+                <w:sz w:val="19"/>
+              </w:rPr>
+              <w:t>Follows from the triage-label decision. The item now reads 'Triage labels (4 created + 1 default)', wontfix is a note unless deleted, and gh label list is retried over ~9 s to cover propagation lag. Exercised against flashcards-seed and a nonexistent repo.</w:t>
+            </w:r>
+          </w:p>
+        </w:tc>
+      </w:tr>
+      <w:tr>
+        <w:tc>
+          <w:tcPr>
+            <w:tcW w:type="dxa" w:w="1224"/>
+            <w:shd w:val="clear" w:fill="F4F2F9"/>
+          </w:tcPr>
+          <w:p>
+            <w:pPr>
+              <w:jc w:val="center"/>
+            </w:pPr>
+            <w:r>
+              <w:rPr>
+                <w:b/>
+                <w:color w:val="444444"/>
+                <w:sz w:val="16"/>
+              </w:rPr>
+              <w:t>TODO</w:t>
+            </w:r>
+          </w:p>
+        </w:tc>
+        <w:tc>
+          <w:tcPr>
+            <w:tcW w:type="dxa" w:w="8424"/>
+          </w:tcPr>
+          <w:p>
+            <w:pPr>
+              <w:spacing w:after="20"/>
+            </w:pPr>
+            <w:r>
+              <w:rPr>
+                <w:b/>
+                <w:sz w:val="21"/>
+              </w:rPr>
+              <w:t>Confirm Issues Sync live in a Free Linear workspace</w:t>
+            </w:r>
+          </w:p>
+          <w:p>
+            <w:pPr>
+              <w:spacing w:after="0"/>
+            </w:pPr>
+            <w:r>
+              <w:rPr>
+                <w:color w:val="333333"/>
+                <w:sz w:val="19"/>
+              </w:rPr>
+              <w:t>Settings &gt; Integrations &gt; GitHub &gt; GitHub Issues shows the + to link a repo. Do it when the instructor workspace is created (guide Part 5.2), before M12 is finalised.</w:t>
+            </w:r>
+          </w:p>
+        </w:tc>
+      </w:tr>
     </w:tbl>
     <w:p>
       <w:pPr>
@@ -869,7 +969,7 @@
           <w:color w:val="6D4AB8"/>
           <w:sz w:val="28"/>
         </w:rPr>
-        <w:t>Decisions you owe</w:t>
+        <w:t>Decisions</w:t>
       </w:r>
     </w:p>
     <w:p>
@@ -882,7 +982,7 @@
           <w:color w:val="666666"/>
           <w:sz w:val="19"/>
         </w:rPr>
-        <w:t>None of these are mine to make, and each blocks something concrete.</w:t>
+        <w:t>Three were made on 2026-09-13; one is still owed. The reasoning is in NOTES.md.</w:t>
       </w:r>
     </w:p>
     <w:tbl>
@@ -910,10 +1010,10 @@
             <w:r>
               <w:rPr>
                 <w:b/>
-                <w:color w:val="A56A00"/>
+                <w:color w:val="1B7F3B"/>
                 <w:sz w:val="16"/>
               </w:rPr>
-              <w:t>DECIDE</w:t>
+              <w:t>DONE</w:t>
             </w:r>
           </w:p>
         </w:tc>
@@ -930,7 +1030,7 @@
                 <w:b/>
                 <w:sz w:val="21"/>
               </w:rPr>
-              <w:t>Linear Free plan: does it include GitHub Issues Sync?</w:t>
+              <w:t>Org plan: stay on Team for now</w:t>
             </w:r>
           </w:p>
           <w:p>
@@ -942,7 +1042,7 @@
                 <w:color w:val="333333"/>
                 <w:sz w:val="19"/>
               </w:rPr>
-              <w:t>Blocks the final wording of M12, the last objective of Week 2. If Sync is paid-only, M12 falls back to PR/commit linking alone and Week 6's sync content becomes instructor-demoed. Confirm against linear.app/pricing with a real Free workspace.</w:t>
+              <w:t>Decided 2026-09-13. Re-checked: still Team, 2 seats, 1 filled. Nothing in the curriculum depends on the tier, so the consequence is operational: seats must be bought before inviting (see below). Downgrading to Free remains the recommendation to revisit before cohort 2.</w:t>
             </w:r>
           </w:p>
         </w:tc>
@@ -960,10 +1060,10 @@
             <w:r>
               <w:rPr>
                 <w:b/>
-                <w:color w:val="A56A00"/>
+                <w:color w:val="1B7F3B"/>
                 <w:sz w:val="16"/>
               </w:rPr>
-              <w:t>DECIDE</w:t>
+              <w:t>DONE</w:t>
             </w:r>
           </w:p>
         </w:tc>
@@ -980,7 +1080,7 @@
                 <w:b/>
                 <w:sz w:val="21"/>
               </w:rPr>
-              <w:t>Org plan: pay for Team seats, or downgrade to Free?</w:t>
+              <w:t>The fifth triage label is free: accepted</w:t>
             </w:r>
           </w:p>
           <w:p>
@@ -992,7 +1092,7 @@
                 <w:color w:val="333333"/>
                 <w:sz w:val="19"/>
               </w:rPr>
-              <w:t>perro-ruidoso is on Team with 2 seats, 1 filled. A cohort of 8-14 plus the instructor needs 9-15 at $4/user/month. Downgrading costs the curriculum nothing -- every gate the course uses works on a public repo at either tier. Decide before inviting students.</w:t>
+              <w:t>Decided 2026-09-13. wontfix is a GitHub default, so A1 item 4 assesses four labels, not five, and the checker and A1 now say so. Renaming the role would fork the Pocock skill's vocabulary; asserting an edit would grade a colour change, not understanding.</w:t>
             </w:r>
           </w:p>
         </w:tc>
@@ -1010,10 +1110,10 @@
             <w:r>
               <w:rPr>
                 <w:b/>
-                <w:color w:val="A56A00"/>
+                <w:color w:val="1B7F3B"/>
                 <w:sz w:val="16"/>
               </w:rPr>
-              <w:t>DECIDE</w:t>
+              <w:t>DONE</w:t>
             </w:r>
           </w:p>
         </w:tc>
@@ -1030,7 +1130,7 @@
                 <w:b/>
                 <w:sz w:val="21"/>
               </w:rPr>
-              <w:t>The fifth triage label is free</w:t>
+              <w:t>Linear Free includes GitHub Issues Sync</w:t>
             </w:r>
           </w:p>
           <w:p>
@@ -1042,7 +1142,7 @@
                 <w:color w:val="333333"/>
                 <w:sz w:val="19"/>
               </w:rPr>
-              <w:t>wontfix is in GitHub's default label set, so A1 item 4 assesses four labels, not five, and no change to the template can fix it. Options: accept it; rename the fifth role to something outside the defaults; or have check_a1.py assert the label was deliberately edited.</w:t>
+              <w:t>Decided 2026-09-13 on the evidence of linear.app/pricing: Issue sync is a Core feature on every plan; the docs gate only GitHub Enterprise Cloud and AI magic-word enrichment. Free caps at 2 teams and 250 issues, ample for one Instance. M12 is written on the Free assumption; one live check remains under Infrastructure.</w:t>
             </w:r>
           </w:p>
         </w:tc>
@@ -1182,6 +1282,56 @@
                 <w:sz w:val="19"/>
               </w:rPr>
               <w:t>Required by adr/0003 before enrolment, not after.</w:t>
+            </w:r>
+          </w:p>
+        </w:tc>
+      </w:tr>
+      <w:tr>
+        <w:tc>
+          <w:tcPr>
+            <w:tcW w:type="dxa" w:w="1224"/>
+            <w:shd w:val="clear" w:fill="F4F2F9"/>
+          </w:tcPr>
+          <w:p>
+            <w:pPr>
+              <w:jc w:val="center"/>
+            </w:pPr>
+            <w:r>
+              <w:rPr>
+                <w:b/>
+                <w:color w:val="444444"/>
+                <w:sz w:val="16"/>
+              </w:rPr>
+              <w:t>TODO</w:t>
+            </w:r>
+          </w:p>
+        </w:tc>
+        <w:tc>
+          <w:tcPr>
+            <w:tcW w:type="dxa" w:w="8424"/>
+          </w:tcPr>
+          <w:p>
+            <w:pPr>
+              <w:spacing w:after="20"/>
+            </w:pPr>
+            <w:r>
+              <w:rPr>
+                <w:b/>
+                <w:sz w:val="21"/>
+              </w:rPr>
+              <w:t>Buy Team seats for the cohort</w:t>
+            </w:r>
+          </w:p>
+          <w:p>
+            <w:pPr>
+              <w:spacing w:after="0"/>
+            </w:pPr>
+            <w:r>
+              <w:rPr>
+                <w:color w:val="333333"/>
+                <w:sz w:val="19"/>
+              </w:rPr>
+              <w:t>The org has 2 seats and stays on Team; a cohort of 8-14 plus the instructor needs 9-15. Settings &gt; Billing and licensing, then confirm with gh api orgs/perro-ruidoso --jq .plan. Invitations beyond the seat count will not go through.</w:t>
             </w:r>
           </w:p>
         </w:tc>

--- a/roadmap/roadmap.docx
+++ b/roadmap/roadmap.docx
@@ -45,7 +45,7 @@
           <w:color w:val="1B7F3B"/>
           <w:sz w:val="18"/>
         </w:rPr>
-        <w:t>DONE 10</w:t>
+        <w:t>DONE 11</w:t>
       </w:r>
       <w:r>
         <w:t xml:space="preserve">    </w:t>
@@ -67,7 +67,7 @@
           <w:color w:val="444444"/>
           <w:sz w:val="18"/>
         </w:rPr>
-        <w:t>TODO 11</w:t>
+        <w:t>TODO 12</w:t>
       </w:r>
       <w:r>
         <w:t xml:space="preserve">    </w:t>
@@ -375,7 +375,57 @@
                 <w:color w:val="333333"/>
                 <w:sz w:val="19"/>
               </w:rPr>
-              <w:t>perro-ruidoso/gh-pr-mastery is public, with the site live at perro-ruidoso.github.io/gh-pr-mastery from main /docs. Dogfooding has begun: three merged PRs, each closing its issue by keyword, one recorded blocking relation. A1 item 6 now has a real exhibit.</w:t>
+              <w:t>perro-ruidoso/gh-pr-mastery is public, with the site live at perro-ruidoso.github.io/gh-pr-mastery from main /docs. Dogfooded: seven merged PRs as of 2026-09-13, each closing its issue by keyword within two seconds, two recorded blocking relations (#2 by #1, #13 by #11), and one stacked PR (#14) retargeted to main after its parent merged -- now M06's second worked example. A1 item 6 has a real exhibit.</w:t>
+            </w:r>
+          </w:p>
+        </w:tc>
+      </w:tr>
+      <w:tr>
+        <w:tc>
+          <w:tcPr>
+            <w:tcW w:type="dxa" w:w="1224"/>
+            <w:shd w:val="clear" w:fill="F4F2F9"/>
+          </w:tcPr>
+          <w:p>
+            <w:pPr>
+              <w:jc w:val="center"/>
+            </w:pPr>
+            <w:r>
+              <w:rPr>
+                <w:b/>
+                <w:color w:val="1B7F3B"/>
+                <w:sz w:val="16"/>
+              </w:rPr>
+              <w:t>DONE</w:t>
+            </w:r>
+          </w:p>
+        </w:tc>
+        <w:tc>
+          <w:tcPr>
+            <w:tcW w:type="dxa" w:w="8424"/>
+          </w:tcPr>
+          <w:p>
+            <w:pPr>
+              <w:spacing w:after="20"/>
+            </w:pPr>
+            <w:r>
+              <w:rPr>
+                <w:b/>
+                <w:sz w:val="21"/>
+              </w:rPr>
+              <w:t>Weeks 1-2 audit (issue #15, 2026-09-13)</w:t>
+            </w:r>
+          </w:p>
+          <w:p>
+            <w:pPr>
+              <w:spacing w:after="0"/>
+            </w:pPr>
+            <w:r>
+              <w:rPr>
+                <w:color w:val="333333"/>
+                <w:sz w:val="19"/>
+              </w:rPr>
+              <w:t>With the tools live, not from memory: 90 source URLs re-fetched and every quotation re-checked (3 more docs.github.com redirects, 1 rewritten sentence); every gh transcript re-run on the installed 2.100.0 (cli/cli#14398 had closed unmerged; M06's course-repo snapshot was two PRs and one edge stale); check_site.py fault-injected 25/25 and one regex fixed; check_a1/a2 fault-injected on the throwaway Instance, every reachable rule caught; all 28 pages render-tested at 1200 and 400 px (one overflow fixed); 81 of 93 self-check questions rewritten so option length no longer gives the answer away.</w:t>
             </w:r>
           </w:p>
         </w:tc>
@@ -404,7 +454,7 @@
           <w:color w:val="666666"/>
           <w:sz w:val="19"/>
         </w:rPr>
-        <w:t>The recommended order. Week 2 repeats a vertical slice already proven end to end; the upstream repo is not needed until Week 5.</w:t>
+        <w:t>The recommended order. Weeks 1 and 2 are shipped and audited; the upstream repo is not needed until Week 5.</w:t>
       </w:r>
     </w:p>
     <w:tbl>
@@ -464,7 +514,7 @@
                 <w:color w:val="333333"/>
                 <w:sz w:val="19"/>
               </w:rPr>
-              <w:t>Week 2 hub plus twelve Learning Pages (two per objective), assignment A2 with its rubric, and check_a2.py. Transcripts captured with gh 2.100.0 against the Seed Repo and a throwaway Instance; the two-parent sub-issue experiment and the accepted dependency cycle are on the M11 pages. M12's Linear UI steps are quoted from the docs and marked as not run live.</w:t>
+              <w:t>Week 2 hub plus twelve Learning Pages (two per objective), assignment A2 with its rubric, and check_a2.py. Transcripts captured with gh 2.100.0 (now the installed version) against the Seed Repo and a throwaway Instance; the two-parent sub-issue experiment and the accepted dependency cycle are on the M11 pages. M12's Linear UI steps are quoted from the docs and marked as not run live. Audited 2026-09-13 (see Done).</w:t>
             </w:r>
           </w:p>
         </w:tc>
@@ -804,6 +854,56 @@
                 <w:sz w:val="19"/>
               </w:rPr>
               <w:t>Rulesets, merge queue configuration, and Linear settings -- the surfaces with no CLI equivalent. Stored under docs/assets/shots/ with visible capture dates, because they rot.</w:t>
+            </w:r>
+          </w:p>
+        </w:tc>
+      </w:tr>
+      <w:tr>
+        <w:tc>
+          <w:tcPr>
+            <w:tcW w:type="dxa" w:w="1224"/>
+            <w:shd w:val="clear" w:fill="F4F2F9"/>
+          </w:tcPr>
+          <w:p>
+            <w:pPr>
+              <w:jc w:val="center"/>
+            </w:pPr>
+            <w:r>
+              <w:rPr>
+                <w:b/>
+                <w:color w:val="444444"/>
+                <w:sz w:val="16"/>
+              </w:rPr>
+              <w:t>TODO</w:t>
+            </w:r>
+          </w:p>
+        </w:tc>
+        <w:tc>
+          <w:tcPr>
+            <w:tcW w:type="dxa" w:w="8424"/>
+          </w:tcPr>
+          <w:p>
+            <w:pPr>
+              <w:spacing w:after="20"/>
+            </w:pPr>
+            <w:r>
+              <w:rPr>
+                <w:b/>
+                <w:sz w:val="21"/>
+              </w:rPr>
+              <w:t>Delete the throwaway Instance flashcards-w2probe</w:t>
+            </w:r>
+          </w:p>
+          <w:p>
+            <w:pPr>
+              <w:spacing w:after="0"/>
+            </w:pPr>
+            <w:r>
+              <w:rPr>
+                <w:color w:val="333333"/>
+                <w:sz w:val="19"/>
+              </w:rPr>
+              <w:t>Private, in the org, used for the M08/M11/M12 transcripts and the 2026-09-13 checker fault-injection. The build token lacks delete_repo: `gh auth refresh -s delete_repo &amp;&amp; gh repo delete perro-ruidoso/flashcards-w2probe --yes`. Nothing on the pages needs it.</w:t>
             </w:r>
           </w:p>
         </w:tc>

--- a/roadmap/roadmap.docx
+++ b/roadmap/roadmap.docx
@@ -45,7 +45,7 @@
           <w:color w:val="1B7F3B"/>
           <w:sz w:val="18"/>
         </w:rPr>
-        <w:t>DONE 11</w:t>
+        <w:t>DONE 12</w:t>
       </w:r>
       <w:r>
         <w:t xml:space="preserve">    </w:t>
@@ -67,7 +67,7 @@
           <w:color w:val="444444"/>
           <w:sz w:val="18"/>
         </w:rPr>
-        <w:t>TODO 12</w:t>
+        <w:t>TODO 13</w:t>
       </w:r>
       <w:r>
         <w:t xml:space="preserve">    </w:t>
@@ -454,7 +454,7 @@
           <w:color w:val="666666"/>
           <w:sz w:val="19"/>
         </w:rPr>
-        <w:t>The recommended order. Weeks 1 and 2 are shipped and audited; the upstream repo is not needed until Week 5.</w:t>
+        <w:t>The recommended order. Weeks 1-3 are shipped (1-2 audited); the upstream repo is not needed until Week 5.</w:t>
       </w:r>
     </w:p>
     <w:tbl>
@@ -532,6 +532,56 @@
             <w:r>
               <w:rPr>
                 <w:b/>
+                <w:color w:val="1B7F3B"/>
+                <w:sz w:val="16"/>
+              </w:rPr>
+              <w:t>DONE</w:t>
+            </w:r>
+          </w:p>
+        </w:tc>
+        <w:tc>
+          <w:tcPr>
+            <w:tcW w:type="dxa" w:w="8424"/>
+          </w:tcPr>
+          <w:p>
+            <w:pPr>
+              <w:spacing w:after="20"/>
+            </w:pPr>
+            <w:r>
+              <w:rPr>
+                <w:b/>
+                <w:sz w:val="21"/>
+              </w:rPr>
+              <w:t>Week 3 -- M13 to M18</w:t>
+            </w:r>
+          </w:p>
+          <w:p>
+            <w:pPr>
+              <w:spacing w:after="0"/>
+            </w:pPr>
+            <w:r>
+              <w:rPr>
+                <w:color w:val="333333"/>
+                <w:sz w:val="19"/>
+              </w:rPr>
+              <w:t>Week 3 hub plus fourteen Learning Pages (two per objective, three for M16), assignment A3 with its rubric, and check_a3.py. Built by doing the week on a throwaway Instance (flashcards-w3probe, 2026-09-13): gh issue develop branches, a stacked PR whose closing keyword was ignored until retargeted, the diff growing after a squash and shrinking after a rebase, a deliberate drive-by PR split into a clean one, a genuine two-file conflict resolved by running /resolving-merge-conflicts, and two probes showing --delete-branch closes a stacked child while the auto-delete setting retargets it. Checker fault-injected 13/13; 42 pages render-tested headless at 1200 and 400 px; 0 of 40 self-check questions flagged.</w:t>
+            </w:r>
+          </w:p>
+        </w:tc>
+      </w:tr>
+      <w:tr>
+        <w:tc>
+          <w:tcPr>
+            <w:tcW w:type="dxa" w:w="1224"/>
+            <w:shd w:val="clear" w:fill="F4F2F9"/>
+          </w:tcPr>
+          <w:p>
+            <w:pPr>
+              <w:jc w:val="center"/>
+            </w:pPr>
+            <w:r>
+              <w:rPr>
+                <w:b/>
                 <w:color w:val="6D4AB8"/>
                 <w:sz w:val="16"/>
               </w:rPr>
@@ -552,7 +602,7 @@
                 <w:b/>
                 <w:sz w:val="21"/>
               </w:rPr>
-              <w:t>Weeks 3 to 6 -- M13 to M36</w:t>
+              <w:t>Weeks 4 to 6 -- M19 to M36</w:t>
             </w:r>
           </w:p>
           <w:p>
@@ -564,7 +614,7 @@
                 <w:color w:val="333333"/>
                 <w:sz w:val="19"/>
               </w:rPr>
-              <w:t>Four more vertical slices, ~24 Learning Pages, assignments A3-A6, two graded concept quizzes, and the capstone.</w:t>
+              <w:t>Three more vertical slices, ~18 Learning Pages, assignments A4-A6, two graded concept quizzes, and the capstone.</w:t>
             </w:r>
           </w:p>
         </w:tc>
@@ -891,7 +941,7 @@
                 <w:b/>
                 <w:sz w:val="21"/>
               </w:rPr>
-              <w:t>Delete the throwaway Instance flashcards-w2probe</w:t>
+              <w:t>Delete the throwaway Instances flashcards-w2probe and flashcards-w3probe</w:t>
             </w:r>
           </w:p>
           <w:p>
@@ -903,7 +953,57 @@
                 <w:color w:val="333333"/>
                 <w:sz w:val="19"/>
               </w:rPr>
-              <w:t>Private, in the org, used for the M08/M11/M12 transcripts and the 2026-09-13 checker fault-injection. The build token lacks delete_repo: `gh auth refresh -s delete_repo &amp;&amp; gh repo delete perro-ruidoso/flashcards-w2probe --yes`. Nothing on the pages needs it.</w:t>
+              <w:t>Both private, in the org. w2probe carried the M08/M11/M12 transcripts and the 2026-09-13 checker fault-injection; w3probe carried every Week 3 transcript (issues #1-#3, PRs #4-#11) and the check_a3.py run. The build token lacks delete_repo: `gh auth refresh -s delete_repo &amp;&amp; gh repo delete perro-ruidoso/flashcards-w2probe --yes` and the same for w3probe. Nothing on the pages needs either.</w:t>
+            </w:r>
+          </w:p>
+        </w:tc>
+      </w:tr>
+      <w:tr>
+        <w:tc>
+          <w:tcPr>
+            <w:tcW w:type="dxa" w:w="1224"/>
+            <w:shd w:val="clear" w:fill="F4F2F9"/>
+          </w:tcPr>
+          <w:p>
+            <w:pPr>
+              <w:jc w:val="center"/>
+            </w:pPr>
+            <w:r>
+              <w:rPr>
+                <w:b/>
+                <w:color w:val="444444"/>
+                <w:sz w:val="16"/>
+              </w:rPr>
+              <w:t>TODO</w:t>
+            </w:r>
+          </w:p>
+        </w:tc>
+        <w:tc>
+          <w:tcPr>
+            <w:tcW w:type="dxa" w:w="8424"/>
+          </w:tcPr>
+          <w:p>
+            <w:pPr>
+              <w:spacing w:after="20"/>
+            </w:pPr>
+            <w:r>
+              <w:rPr>
+                <w:b/>
+                <w:sz w:val="21"/>
+              </w:rPr>
+              <w:t>Linear branch-name linking, live</w:t>
+            </w:r>
+          </w:p>
+          <w:p>
+            <w:pPr>
+              <w:spacing w:after="0"/>
+            </w:pPr>
+            <w:r>
+              <w:rPr>
+                <w:color w:val="333333"/>
+                <w:sz w:val="19"/>
+              </w:rPr>
+              <w:t>M13 page 2 quotes Linear's rule that a branch name containing the issue ID links the PR; not yet observed in a live workspace. Fold into the Issues Sync live check.</w:t>
             </w:r>
           </w:p>
         </w:tc>

--- a/roadmap/roadmap.docx
+++ b/roadmap/roadmap.docx
@@ -24,7 +24,7 @@
           <w:color w:val="666666"/>
           <w:sz w:val="22"/>
         </w:rPr>
-        <w:t>Build roadmap  ·  as of 2026-09-13</w:t>
+        <w:t>Build roadmap  ·  as of 2026-09-14</w:t>
       </w:r>
     </w:p>
     <w:p>
@@ -45,7 +45,7 @@
           <w:color w:val="1B7F3B"/>
           <w:sz w:val="18"/>
         </w:rPr>
-        <w:t>DONE 12</w:t>
+        <w:t>DONE 13</w:t>
       </w:r>
       <w:r>
         <w:t xml:space="preserve">    </w:t>
@@ -67,7 +67,7 @@
           <w:color w:val="444444"/>
           <w:sz w:val="18"/>
         </w:rPr>
-        <w:t>TODO 13</w:t>
+        <w:t>TODO 15</w:t>
       </w:r>
       <w:r>
         <w:t xml:space="preserve">    </w:t>
@@ -89,7 +89,7 @@
           <w:color w:val="A56A00"/>
           <w:sz w:val="18"/>
         </w:rPr>
-        <w:t>DECIDE 1</w:t>
+        <w:t>DECIDE 4</w:t>
       </w:r>
     </w:p>
     <w:p>
@@ -426,6 +426,56 @@
                 <w:sz w:val="19"/>
               </w:rPr>
               <w:t>With the tools live, not from memory: 90 source URLs re-fetched and every quotation re-checked (3 more docs.github.com redirects, 1 rewritten sentence); every gh transcript re-run on the installed 2.100.0 (cli/cli#14398 had closed unmerged; M06's course-repo snapshot was two PRs and one edge stale); check_site.py fault-injected 25/25 and one regex fixed; check_a1/a2 fault-injected on the throwaway Instance, every reachable rule caught; all 28 pages render-tested at 1200 and 400 px (one overflow fixed); 81 of 93 self-check questions rewritten so option length no longer gives the answer away.</w:t>
+            </w:r>
+          </w:p>
+        </w:tc>
+      </w:tr>
+      <w:tr>
+        <w:tc>
+          <w:tcPr>
+            <w:tcW w:type="dxa" w:w="1224"/>
+            <w:shd w:val="clear" w:fill="F4F2F9"/>
+          </w:tcPr>
+          <w:p>
+            <w:pPr>
+              <w:jc w:val="center"/>
+            </w:pPr>
+            <w:r>
+              <w:rPr>
+                <w:b/>
+                <w:color w:val="1B7F3B"/>
+                <w:sz w:val="16"/>
+              </w:rPr>
+              <w:t>DONE</w:t>
+            </w:r>
+          </w:p>
+        </w:tc>
+        <w:tc>
+          <w:tcPr>
+            <w:tcW w:type="dxa" w:w="8424"/>
+          </w:tcPr>
+          <w:p>
+            <w:pPr>
+              <w:spacing w:after="20"/>
+            </w:pPr>
+            <w:r>
+              <w:rPr>
+                <w:b/>
+                <w:sz w:val="21"/>
+              </w:rPr>
+              <w:t>Weeks 1-3 audit (issue #19, 2026-09-14)</w:t>
+            </w:r>
+          </w:p>
+          <w:p>
+            <w:pPr>
+              <w:spacing w:after="0"/>
+            </w:pPr>
+            <w:r>
+              <w:rPr>
+                <w:color w:val="333333"/>
+                <w:sz w:val="19"/>
+              </w:rPr>
+              <w:t>Extended to Week 3 plus a cross-week pass: 105 URLs re-fetched (all 200, no redirects), 621 quotations re-checked, every read-only gh transcript re-run (cli/cli moved again; M06's course-repo snapshot was a day stale), the installed skills re-diffed against upstream and the plugin manifest (the plugin has 25 skills and lacks request-refactor-plan, qa, git-guardrails; ask-matt reversed its handoff/compact advice), nine links dead on the published site fixed and a check_site.py rule added (28/28 faults caught), check_a3 16/16 by snapshot replay, check_a1/a2 22/22 by live mutation, 42 pages render-tested at 1200 and 400 px, 133 self-checks with 0 flagged. Three decisions owed (below).</w:t>
             </w:r>
           </w:p>
         </w:tc>
@@ -941,6 +991,106 @@
                 <w:b/>
                 <w:sz w:val="21"/>
               </w:rPr>
+              <w:t>Exercise the checkers' --handles batch mode once per cohort</w:t>
+            </w:r>
+          </w:p>
+          <w:p>
+            <w:pPr>
+              <w:spacing w:after="0"/>
+            </w:pPr>
+            <w:r>
+              <w:rPr>
+                <w:color w:val="333333"/>
+                <w:sz w:val="19"/>
+              </w:rPr>
+              <w:t>All three checkers accept --handles FILE and --json; no audit has run the batch path. A three-line file (seed, w2probe, a nonexistent handle) catches a loop or exit-code regression before grading night. Twenty minutes.</w:t>
+            </w:r>
+          </w:p>
+        </w:tc>
+      </w:tr>
+      <w:tr>
+        <w:tc>
+          <w:tcPr>
+            <w:tcW w:type="dxa" w:w="1224"/>
+            <w:shd w:val="clear" w:fill="F4F2F9"/>
+          </w:tcPr>
+          <w:p>
+            <w:pPr>
+              <w:jc w:val="center"/>
+            </w:pPr>
+            <w:r>
+              <w:rPr>
+                <w:b/>
+                <w:color w:val="444444"/>
+                <w:sz w:val="16"/>
+              </w:rPr>
+              <w:t>TODO</w:t>
+            </w:r>
+          </w:p>
+        </w:tc>
+        <w:tc>
+          <w:tcPr>
+            <w:tcW w:type="dxa" w:w="8424"/>
+          </w:tcPr>
+          <w:p>
+            <w:pPr>
+              <w:spacing w:after="20"/>
+            </w:pPr>
+            <w:r>
+              <w:rPr>
+                <w:b/>
+                <w:sz w:val="21"/>
+              </w:rPr>
+              <w:t>Part 7 live-demo scripts for Weeks 2 and 3</w:t>
+            </w:r>
+          </w:p>
+          <w:p>
+            <w:pPr>
+              <w:spacing w:after="0"/>
+            </w:pPr>
+            <w:r>
+              <w:rPr>
+                <w:color w:val="333333"/>
+                <w:sz w:val="19"/>
+              </w:rPr>
+              <w:t>Week 1 has scripted demos with real output; Weeks 2-3 have Part 10 bullets. The Week 3 pages already hold every command and output (the retarget, the conflict); Week 2's is the M11 two-parent experiment. Two hours, with Week 4.</w:t>
+            </w:r>
+          </w:p>
+        </w:tc>
+      </w:tr>
+      <w:tr>
+        <w:tc>
+          <w:tcPr>
+            <w:tcW w:type="dxa" w:w="1224"/>
+            <w:shd w:val="clear" w:fill="F4F2F9"/>
+          </w:tcPr>
+          <w:p>
+            <w:pPr>
+              <w:jc w:val="center"/>
+            </w:pPr>
+            <w:r>
+              <w:rPr>
+                <w:b/>
+                <w:color w:val="444444"/>
+                <w:sz w:val="16"/>
+              </w:rPr>
+              <w:t>TODO</w:t>
+            </w:r>
+          </w:p>
+        </w:tc>
+        <w:tc>
+          <w:tcPr>
+            <w:tcW w:type="dxa" w:w="8424"/>
+          </w:tcPr>
+          <w:p>
+            <w:pPr>
+              <w:spacing w:after="20"/>
+            </w:pPr>
+            <w:r>
+              <w:rPr>
+                <w:b/>
+                <w:sz w:val="21"/>
+              </w:rPr>
               <w:t>Delete the throwaway Instances flashcards-w2probe and flashcards-w3probe</w:t>
             </w:r>
           </w:p>
@@ -953,7 +1103,7 @@
                 <w:color w:val="333333"/>
                 <w:sz w:val="19"/>
               </w:rPr>
-              <w:t>Both private, in the org. w2probe carried the M08/M11/M12 transcripts and the 2026-09-13 checker fault-injection; w3probe carried every Week 3 transcript (issues #1-#3, PRs #4-#11) and the check_a3.py run. The build token lacks delete_repo: `gh auth refresh -s delete_repo &amp;&amp; gh repo delete perro-ruidoso/flashcards-w2probe --yes` and the same for w3probe. Nothing on the pages needs either.</w:t>
+              <w:t>Both private, in the org (still there 2026-09-14; w2probe now also carries the 2026-09-14 audit's fault-injection commits and a ninth closed issue). w2probe carried the M08/M11/M12 transcripts and the 2026-09-13 checker fault-injection; w3probe carried every Week 3 transcript (issues #1-#3, PRs #4-#11) and the check_a3.py run. The build token lacks delete_repo: `gh auth refresh -s delete_repo &amp;&amp; gh repo delete perro-ruidoso/flashcards-w2probe --yes` and the same for w3probe. Nothing on the pages needs either.</w:t>
             </w:r>
           </w:p>
         </w:tc>
@@ -1343,6 +1493,156 @@
                 <w:sz w:val="19"/>
               </w:rPr>
               <w:t>Decided 2026-09-13 on the evidence of linear.app/pricing: Issue sync is a Core feature on every plan; the docs gate only GitHub Enterprise Cloud and AI magic-word enrichment. Free caps at 2 teams and 250 issues, ample for one Instance. M12 is written on the Free assumption; one live check remains under Infrastructure.</w:t>
+            </w:r>
+          </w:p>
+        </w:tc>
+      </w:tr>
+      <w:tr>
+        <w:tc>
+          <w:tcPr>
+            <w:tcW w:type="dxa" w:w="1224"/>
+            <w:shd w:val="clear" w:fill="F4F2F9"/>
+          </w:tcPr>
+          <w:p>
+            <w:pPr>
+              <w:jc w:val="center"/>
+            </w:pPr>
+            <w:r>
+              <w:rPr>
+                <w:b/>
+                <w:color w:val="A56A00"/>
+                <w:sz w:val="16"/>
+              </w:rPr>
+              <w:t>DECIDE</w:t>
+            </w:r>
+          </w:p>
+        </w:tc>
+        <w:tc>
+          <w:tcPr>
+            <w:tcW w:type="dxa" w:w="8424"/>
+          </w:tcPr>
+          <w:p>
+            <w:pPr>
+              <w:spacing w:after="20"/>
+            </w:pPr>
+            <w:r>
+              <w:rPr>
+                <w:b/>
+                <w:sz w:val="21"/>
+              </w:rPr>
+              <w:t>Pin the skill set, or track the plugin?</w:t>
+            </w:r>
+          </w:p>
+          <w:p>
+            <w:pPr>
+              <w:spacing w:after="0"/>
+            </w:pPr>
+            <w:r>
+              <w:rPr>
+                <w:color w:val="333333"/>
+                <w:sz w:val="19"/>
+              </w:rPr>
+              <w:t>Found 2026-09-14: the handout installs the Claude Code plugin (25 skills, tracking upstream), the course machine runs a 2026-07-09 snapshot (38). Two of M18's six named skills and M24's /qa are not in the plugin, and the plugin's ask-matt gives the opposite handoff/compact advice. Recommendation: track the plugin and swap the absent skills (NOTES.md, Weeks 1-3 audit, S1).</w:t>
+            </w:r>
+          </w:p>
+        </w:tc>
+      </w:tr>
+      <w:tr>
+        <w:tc>
+          <w:tcPr>
+            <w:tcW w:type="dxa" w:w="1224"/>
+            <w:shd w:val="clear" w:fill="F4F2F9"/>
+          </w:tcPr>
+          <w:p>
+            <w:pPr>
+              <w:jc w:val="center"/>
+            </w:pPr>
+            <w:r>
+              <w:rPr>
+                <w:b/>
+                <w:color w:val="A56A00"/>
+                <w:sz w:val="16"/>
+              </w:rPr>
+              <w:t>DECIDE</w:t>
+            </w:r>
+          </w:p>
+        </w:tc>
+        <w:tc>
+          <w:tcPr>
+            <w:tcW w:type="dxa" w:w="8424"/>
+          </w:tcPr>
+          <w:p>
+            <w:pPr>
+              <w:spacing w:after="20"/>
+            </w:pPr>
+            <w:r>
+              <w:rPr>
+                <w:b/>
+                <w:sz w:val="21"/>
+              </w:rPr>
+              <w:t>Replace request-refactor-plan in M18</w:t>
+            </w:r>
+          </w:p>
+          <w:p>
+            <w:pPr>
+              <w:spacing w:after="0"/>
+            </w:pPr>
+            <w:r>
+              <w:rPr>
+                <w:color w:val="333333"/>
+                <w:sz w:val="19"/>
+              </w:rPr>
+              <w:t>Its upstream changeset names /to-spec + /improve-codebase-architecture as the replacement. Recommendation: improve-codebase-architecture (in the plugin, on ask-matt's map). Touches M18 p2, the objective row, A3 item 6, check_a3.py.</w:t>
+            </w:r>
+          </w:p>
+        </w:tc>
+      </w:tr>
+      <w:tr>
+        <w:tc>
+          <w:tcPr>
+            <w:tcW w:type="dxa" w:w="1224"/>
+            <w:shd w:val="clear" w:fill="F4F2F9"/>
+          </w:tcPr>
+          <w:p>
+            <w:pPr>
+              <w:jc w:val="center"/>
+            </w:pPr>
+            <w:r>
+              <w:rPr>
+                <w:b/>
+                <w:color w:val="A56A00"/>
+                <w:sz w:val="16"/>
+              </w:rPr>
+              <w:t>DECIDE</w:t>
+            </w:r>
+          </w:p>
+        </w:tc>
+        <w:tc>
+          <w:tcPr>
+            <w:tcW w:type="dxa" w:w="8424"/>
+          </w:tcPr>
+          <w:p>
+            <w:pPr>
+              <w:spacing w:after="20"/>
+            </w:pPr>
+            <w:r>
+              <w:rPr>
+                <w:b/>
+                <w:sz w:val="21"/>
+              </w:rPr>
+              <w:t>Name M24's skill before Week 4 is built</w:t>
+            </w:r>
+          </w:p>
+          <w:p>
+            <w:pPr>
+              <w:spacing w:after="0"/>
+            </w:pPr>
+            <w:r>
+              <w:rPr>
+                <w:color w:val="333333"/>
+                <w:sz w:val="19"/>
+              </w:rPr>
+              <w:t>/qa was retired upstream 2026-08-05 into /triage and /to-tickets. One objective row and one primary source now; a page rewrite if left until later.</w:t>
             </w:r>
           </w:p>
         </w:tc>

--- a/roadmap/roadmap.docx
+++ b/roadmap/roadmap.docx
@@ -45,7 +45,7 @@
           <w:color w:val="1B7F3B"/>
           <w:sz w:val="18"/>
         </w:rPr>
-        <w:t>DONE 13</w:t>
+        <w:t>DONE 16</w:t>
       </w:r>
       <w:r>
         <w:t xml:space="preserve">    </w:t>
@@ -67,18 +67,7 @@
           <w:color w:val="444444"/>
           <w:sz w:val="18"/>
         </w:rPr>
-        <w:t>TODO 15</w:t>
-      </w:r>
-      <w:r>
-        <w:t xml:space="preserve">    </w:t>
-      </w:r>
-      <w:r>
-        <w:rPr>
-          <w:b/>
-          <w:color w:val="B32D2D"/>
-          <w:sz w:val="18"/>
-        </w:rPr>
-        <w:t>BLOCKED 1</w:t>
+        <w:t>TODO 16</w:t>
       </w:r>
       <w:r>
         <w:t xml:space="preserve">    </w:t>
@@ -89,7 +78,7 @@
           <w:color w:val="A56A00"/>
           <w:sz w:val="18"/>
         </w:rPr>
-        <w:t>DECIDE 4</w:t>
+        <w:t>DECIDE 3</w:t>
       </w:r>
     </w:p>
     <w:p>
@@ -632,6 +621,56 @@
             <w:r>
               <w:rPr>
                 <w:b/>
+                <w:color w:val="1B7F3B"/>
+                <w:sz w:val="16"/>
+              </w:rPr>
+              <w:t>DONE</w:t>
+            </w:r>
+          </w:p>
+        </w:tc>
+        <w:tc>
+          <w:tcPr>
+            <w:tcW w:type="dxa" w:w="8424"/>
+          </w:tcPr>
+          <w:p>
+            <w:pPr>
+              <w:spacing w:after="20"/>
+            </w:pPr>
+            <w:r>
+              <w:rPr>
+                <w:b/>
+                <w:sz w:val="21"/>
+              </w:rPr>
+              <w:t>Week 4 -- M19 to M24</w:t>
+            </w:r>
+          </w:p>
+          <w:p>
+            <w:pPr>
+              <w:spacing w:after="0"/>
+            </w:pPr>
+            <w:r>
+              <w:rPr>
+                <w:color w:val="333333"/>
+                <w:sz w:val="19"/>
+              </w:rPr>
+              <w:t>Week 4 hub plus fourteen Learning Pages (two per objective, three for M21), assignment A4 (paired) with its rubric, check_a4.py (two handles), the planted-bug package seed/planted/ with plant_review_pr.py, and a vendored skills/qa/. Built on one PR on the Week 3 throwaway (flashcards-w3probe#15, 2026-09-14): T03 landed correctly, then a refactor that broke the three ADR rules with green tests; a Conversation comment, a batched review with a suggestion from gh api, the author's own APPROVE and REQUEST_CHANGES refused (quoted), /code-review's two reports kept verbatim and every finding given a verdict, the fix through Claude Code with a reply per thread, threads resolved by GraphQL, /qa filing three issues with the PR untouched. Re-request and second review shown on cli/cli#14136 (one identity cannot produce them). Checker fault-injected 16/16 by snapshot replay; 56 pages render-tested headless at 1200 and 400 px; 0 of 40 self-check questions flagged.</w:t>
+            </w:r>
+          </w:p>
+        </w:tc>
+      </w:tr>
+      <w:tr>
+        <w:tc>
+          <w:tcPr>
+            <w:tcW w:type="dxa" w:w="1224"/>
+            <w:shd w:val="clear" w:fill="F4F2F9"/>
+          </w:tcPr>
+          <w:p>
+            <w:pPr>
+              <w:jc w:val="center"/>
+            </w:pPr>
+            <w:r>
+              <w:rPr>
+                <w:b/>
                 <w:color w:val="6D4AB8"/>
                 <w:sz w:val="16"/>
               </w:rPr>
@@ -652,7 +691,7 @@
                 <w:b/>
                 <w:sz w:val="21"/>
               </w:rPr>
-              <w:t>Weeks 4 to 6 -- M19 to M36</w:t>
+              <w:t>Weeks 5 and 6 -- M25 to M36</w:t>
             </w:r>
           </w:p>
           <w:p>
@@ -664,7 +703,7 @@
                 <w:color w:val="333333"/>
                 <w:sz w:val="19"/>
               </w:rPr>
-              <w:t>Three more vertical slices, ~18 Learning Pages, assignments A4-A6, two graded concept quizzes, and the capstone.</w:t>
+              <w:t>Two more vertical slices, ~12 Learning Pages, assignments A5-A6, two graded concept quizzes, and the capstone.</w:t>
             </w:r>
           </w:p>
         </w:tc>
@@ -821,10 +860,10 @@
             <w:r>
               <w:rPr>
                 <w:b/>
-                <w:color w:val="B32D2D"/>
+                <w:color w:val="1B7F3B"/>
                 <w:sz w:val="16"/>
               </w:rPr>
-              <w:t>BLOCKED</w:t>
+              <w:t>DONE</w:t>
             </w:r>
           </w:p>
         </w:tc>
@@ -841,7 +880,7 @@
                 <w:b/>
                 <w:sz w:val="21"/>
               </w:rPr>
-              <w:t>Week 4 planted-bug diff</w:t>
+              <w:t>Week 4 planted-bug package</w:t>
             </w:r>
           </w:p>
           <w:p>
@@ -853,7 +892,57 @@
                 <w:color w:val="333333"/>
                 <w:sz w:val="19"/>
               </w:rPr>
-              <w:t>The three SM-2 bugs live in scheduler.py, which is ticket T03's output. The diff can only be authored on an Instance where T03 has landed, never against the template. Also still open: whether it ships as a prepared PR per Instance or as a patch.</w:t>
+              <w:t>seed/planted/ (a self-contained scheduler.py with the three SM-2 defects and tests that pass anyway, a ticket, a PR body) and seed/tools/plant_review_pr.py, which the student runs on their own Instance so they are the PR's author. Decided 2026-09-14: prepared PR, not patch -- GitHub refuses an author's own verdict, and a patch cannot apply to Instances that never had T03. Tested live on flashcards-w2probe (issue #10, PR #11, CI green with the bugs in).</w:t>
+            </w:r>
+          </w:p>
+        </w:tc>
+      </w:tr>
+      <w:tr>
+        <w:tc>
+          <w:tcPr>
+            <w:tcW w:type="dxa" w:w="1224"/>
+            <w:shd w:val="clear" w:fill="F4F2F9"/>
+          </w:tcPr>
+          <w:p>
+            <w:pPr>
+              <w:jc w:val="center"/>
+            </w:pPr>
+            <w:r>
+              <w:rPr>
+                <w:b/>
+                <w:color w:val="444444"/>
+                <w:sz w:val="16"/>
+              </w:rPr>
+              <w:t>TODO</w:t>
+            </w:r>
+          </w:p>
+        </w:tc>
+        <w:tc>
+          <w:tcPr>
+            <w:tcW w:type="dxa" w:w="8424"/>
+          </w:tcPr>
+          <w:p>
+            <w:pPr>
+              <w:spacing w:after="20"/>
+            </w:pPr>
+            <w:r>
+              <w:rPr>
+                <w:b/>
+                <w:sz w:val="21"/>
+              </w:rPr>
+              <w:t>Flip can_approve_pull_request_reviews if a bot approver is ever wanted</w:t>
+            </w:r>
+          </w:p>
+          <w:p>
+            <w:pPr>
+              <w:spacing w:after="0"/>
+            </w:pPr>
+            <w:r>
+              <w:rPr>
+                <w:color w:val="333333"/>
+                <w:sz w:val="19"/>
+              </w:rPr>
+              <w:t>The Week 4 review-bot workflow could request changes but GitHub refused its approval (repo and org setting both false, read 2026-09-14). Not needed for the course -- A4 pairs students -- recorded so nobody rediscovers it.</w:t>
             </w:r>
           </w:p>
         </w:tc>
@@ -1053,7 +1142,7 @@
                 <w:color w:val="333333"/>
                 <w:sz w:val="19"/>
               </w:rPr>
-              <w:t>Week 1 has scripted demos with real output; Weeks 2-3 have Part 10 bullets. The Week 3 pages already hold every command and output (the retarget, the conflict); Week 2's is the M11 two-parent experiment. Two hours, with Week 4.</w:t>
+              <w:t>Week 1 has scripted demos with real output; Weeks 2-3 have Part 10 bullets. The Week 3 pages already hold every command and output (the retarget, the conflict); Week 2's is the M11 two-parent experiment. Week 4's would be the author-approve refusal and the /code-review run. Two hours.</w:t>
             </w:r>
           </w:p>
         </w:tc>
@@ -1610,10 +1699,10 @@
             <w:r>
               <w:rPr>
                 <w:b/>
-                <w:color w:val="A56A00"/>
+                <w:color w:val="1B7F3B"/>
                 <w:sz w:val="16"/>
               </w:rPr>
-              <w:t>DECIDE</w:t>
+              <w:t>DONE</w:t>
             </w:r>
           </w:p>
         </w:tc>
@@ -1630,7 +1719,7 @@
                 <w:b/>
                 <w:sz w:val="21"/>
               </w:rPr>
-              <w:t>Name M24's skill before Week 4 is built</w:t>
+              <w:t>M24's skill: vendor qa</w:t>
             </w:r>
           </w:p>
           <w:p>
@@ -1642,7 +1731,7 @@
                 <w:color w:val="333333"/>
                 <w:sz w:val="19"/>
               </w:rPr>
-              <w:t>/qa was retired upstream 2026-08-05 into /triage and /to-tickets. One objective row and one primary source now; a page rewrite if left until later.</w:t>
+              <w:t>Decided 2026-09-14 while building Week 4: /triage and /to-tickets do different jobs (state machine over existing issues; spec decomposition), so the last upstream qa/SKILL.md (MIT, byte-identical to the installed copy) is vendored at skills/qa/ with a one-curl install in skills/README.md. Re-check upstream before each cohort.</w:t>
             </w:r>
           </w:p>
         </w:tc>
